--- a/docs/Bid-Portal-Manual.docx
+++ b/docs/Bid-Portal-Manual.docx
@@ -3167,7 +3167,7 @@
         <w:t xml:space="preserve">Lockout: </w:t>
       </w:r>
       <w:r>
-        <w:t xml:space="preserve">five wrong attempts lock that e-mail for 10 minutes.</w:t>
+        <w:t xml:space="preserve">five wrong attempts lock that e-mail for 10 minutes. It unlocks by itself when the time is up, or the master admin presses Unlock now in the Login Activity tab to free the person immediately.</w:t>
       </w:r>
     </w:p>
     <w:p>
@@ -3234,7 +3234,7 @@
         <w:t xml:space="preserve">Master admin extras: </w:t>
       </w:r>
       <w:r>
-        <w:t xml:space="preserve">the first e-mail in the admin list is the MASTER admin — only that account sees the Login Activity tab (who signed in, failed attempts, lockouts, password creations) and can DELETE an auction. Deleting removes the auction only; its recorded bids stay in the register as archived.</w:t>
+        <w:t xml:space="preserve">the first e-mail in the admin list is the MASTER admin — only that account sees the Login Activity tab (a lock-status table of every admin account with an Unlock now button, above the trail of who signed in, failed attempts, lockouts, unlocks and password creations) and can DELETE an auction. Deleting removes the auction only; its recorded bids stay in the register as archived.</w:t>
       </w:r>
     </w:p>
     <w:p>
@@ -4168,7 +4168,7 @@
                 <w:sz w:val="20"/>
                 <w:szCs w:val="20"/>
               </w:rPr>
-              <w:t xml:space="preserve">Five wrong tries locks that e-mail for 10 minutes. Wait, then try again carefully.</w:t>
+              <w:t xml:space="preserve">Five wrong tries locks that e-mail for 10 minutes. Wait it out and try again carefully — or ask the master admin to press Unlock now in the Login Activity tab (instant).</w:t>
             </w:r>
           </w:p>
         </w:tc>

--- a/docs/Bid-Portal-Manual.docx
+++ b/docs/Bid-Portal-Manual.docx
@@ -2978,7 +2978,7 @@
                 <w:sz w:val="20"/>
                 <w:szCs w:val="20"/>
               </w:rPr>
-              <w:t xml:space="preserve">Filled BY THE SYSTEM when the admin creates their password on first sign-in. To RESET someone: clear this cell — next sign-in they create a new password.</w:t>
+              <w:t xml:space="preserve">Filled BY THE SYSTEM when the admin creates their password on first sign-in. To RESET someone: clear this cell — next sign-in they repeat the e-mail-code + new-password flow.</w:t>
             </w:r>
           </w:p>
         </w:tc>
@@ -3127,7 +3127,7 @@
         <w:t xml:space="preserve">First sign-in flow: </w:t>
       </w:r>
       <w:r>
-        <w:t xml:space="preserve">the admin opens the admin portal, types their e-mail, presses Sign in → the portal asks them to create a password (8–64 characters) → the system shows their 4-digit Admin PIN once. From then on: e-mail + password + PIN.</w:t>
+        <w:t xml:space="preserve">the admin opens the admin portal, types their e-mail, presses Sign in → presses “E-mail me a verification code” and a 6-digit code arrives in their mailbox (proof it is really them — codes last 10 minutes, max 3 e-mails per hour) → with the code they create a password (8–64 characters) → the system shows their 4-digit Admin PIN once. From then on: e-mail + password + PIN, no more codes. One-time setup note, ORDER MATTERS: after pasting the engine script, FIRST Run setup() once and approve the “Send email as you” prompt, THEN deploy the new version — deploying first leaves the portal refusing every request until you approve.</w:t>
       </w:r>
     </w:p>
     <w:p>
